--- a/FE/LyThuyet/GIT.docx
+++ b/FE/LyThuyet/GIT.docx
@@ -11,6 +11,36 @@
       </w:r>
     </w:p>
     <w:p>
+      <w:r>
+        <w:t>git init</w:t>
+      </w:r>
+    </w:p>
+    <w:p>
+      <w:r>
+        <w:t>git add .</w:t>
+      </w:r>
+    </w:p>
+    <w:p>
+      <w:r>
+        <w:t>git commit -m "first commit"</w:t>
+      </w:r>
+    </w:p>
+    <w:p>
+      <w:r>
+        <w:t>git branch -M main</w:t>
+      </w:r>
+    </w:p>
+    <w:p>
+      <w:r>
+        <w:t>git remote add origin https://github.com/ThanhChung1107/Smart_Home_App</w:t>
+      </w:r>
+    </w:p>
+    <w:p>
+      <w:r>
+        <w:t>git push -u origin main</w:t>
+      </w:r>
+    </w:p>
+    <w:p>
       <w:pPr>
         <w:rPr>
           <w:b/>
@@ -77,7 +107,7 @@
     <w:p>
       <w:r>
         <w:pict w14:anchorId="724B2470">
-          <v:rect id="_x0000_i1073" style="width:0;height:1.5pt" o:hralign="center" o:hrstd="t" o:hr="t" fillcolor="#a0a0a0" stroked="f"/>
+          <v:rect id="_x0000_i1025" style="width:0;height:1.5pt" o:hralign="center" o:hrstd="t" o:hr="t" fillcolor="#a0a0a0" stroked="f"/>
         </w:pict>
       </w:r>
     </w:p>
@@ -148,7 +178,7 @@
     <w:p>
       <w:r>
         <w:pict w14:anchorId="47C1DE8A">
-          <v:rect id="_x0000_i1074" style="width:0;height:1.5pt" o:hralign="center" o:hrstd="t" o:hr="t" fillcolor="#a0a0a0" stroked="f"/>
+          <v:rect id="_x0000_i1026" style="width:0;height:1.5pt" o:hralign="center" o:hrstd="t" o:hr="t" fillcolor="#a0a0a0" stroked="f"/>
         </w:pict>
       </w:r>
     </w:p>
@@ -239,8 +269,9 @@
     </w:p>
     <w:p>
       <w:r>
+        <w:lastRenderedPageBreak/>
         <w:pict w14:anchorId="738325BA">
-          <v:rect id="_x0000_i1075" style="width:0;height:1.5pt" o:hralign="center" o:hrstd="t" o:hr="t" fillcolor="#a0a0a0" stroked="f"/>
+          <v:rect id="_x0000_i1027" style="width:0;height:1.5pt" o:hralign="center" o:hrstd="t" o:hr="t" fillcolor="#a0a0a0" stroked="f"/>
         </w:pict>
       </w:r>
     </w:p>
@@ -336,8 +367,315 @@
         <w:rPr>
           <w:color w:val="EE0000"/>
         </w:rPr>
+        <w:t>git push -u origin main     # hoặc master tùy nhánh chính</w:t>
+      </w:r>
+    </w:p>
+    <w:p>
+      <w:pPr>
+        <w:rPr>
+          <w:b/>
+          <w:bCs/>
+        </w:rPr>
+      </w:pPr>
+      <w:r>
+        <w:rPr>
+          <w:rFonts w:ascii="Segoe UI Emoji" w:hAnsi="Segoe UI Emoji" w:cs="Segoe UI Emoji"/>
+          <w:b/>
+          <w:bCs/>
+        </w:rPr>
+        <w:t>🆙</w:t>
+      </w:r>
+      <w:r>
+        <w:rPr>
+          <w:b/>
+          <w:bCs/>
+        </w:rPr>
+        <w:t xml:space="preserve"> Các lần push tiếp theo:</w:t>
+      </w:r>
+    </w:p>
+    <w:p>
+      <w:pPr>
+        <w:rPr>
+          <w:color w:val="EE0000"/>
+        </w:rPr>
+      </w:pPr>
+      <w:r>
+        <w:rPr>
+          <w:color w:val="EE0000"/>
+        </w:rPr>
+        <w:t>git push</w:t>
+      </w:r>
+    </w:p>
+    <w:p>
+      <w:r>
+        <w:pict w14:anchorId="094B495C">
+          <v:rect id="_x0000_i1028" style="width:0;height:1.5pt" o:hralign="center" o:hrstd="t" o:hr="t" fillcolor="#a0a0a0" stroked="f"/>
+        </w:pict>
+      </w:r>
+    </w:p>
+    <w:p>
+      <w:pPr>
+        <w:rPr>
+          <w:b/>
+          <w:bCs/>
+        </w:rPr>
+      </w:pPr>
+      <w:r>
+        <w:rPr>
+          <w:rFonts w:ascii="Segoe UI Emoji" w:hAnsi="Segoe UI Emoji" w:cs="Segoe UI Emoji"/>
+          <w:b/>
+          <w:bCs/>
+        </w:rPr>
+        <w:t>⬇️</w:t>
+      </w:r>
+      <w:r>
+        <w:rPr>
+          <w:b/>
+          <w:bCs/>
+        </w:rPr>
+        <w:t xml:space="preserve"> 5. Pull, Fetch, Update từ GitHub</w:t>
+      </w:r>
+    </w:p>
+    <w:p>
+      <w:pPr>
+        <w:rPr>
+          <w:color w:val="EE0000"/>
+        </w:rPr>
+      </w:pPr>
+      <w:r>
+        <w:rPr>
+          <w:color w:val="EE0000"/>
+        </w:rPr>
+        <w:t>git pull</w:t>
+      </w:r>
+    </w:p>
+    <w:p>
+      <w:r>
+        <w:t>Lấy code mới nhất từ remote và tự động merge vào local</w:t>
+      </w:r>
+    </w:p>
+    <w:p>
+      <w:pPr>
+        <w:rPr>
+          <w:color w:val="EE0000"/>
+        </w:rPr>
+      </w:pPr>
+      <w:r>
+        <w:rPr>
+          <w:color w:val="EE0000"/>
+        </w:rPr>
+        <w:t>git fetch</w:t>
+      </w:r>
+    </w:p>
+    <w:p>
+      <w:r>
+        <w:t xml:space="preserve">Lấy về nhưng </w:t>
+      </w:r>
+      <w:r>
+        <w:rPr>
+          <w:b/>
+          <w:bCs/>
+        </w:rPr>
+        <w:t>chưa merge</w:t>
+      </w:r>
+      <w:r>
+        <w:t xml:space="preserve"> – dùng khi muốn kiểm tra trước</w:t>
+      </w:r>
+    </w:p>
+    <w:p>
+      <w:r>
+        <w:pict w14:anchorId="2849FA68">
+          <v:rect id="_x0000_i1029" style="width:0;height:1.5pt" o:hralign="center" o:hrstd="t" o:hr="t" fillcolor="#a0a0a0" stroked="f"/>
+        </w:pict>
+      </w:r>
+    </w:p>
+    <w:p>
+      <w:pPr>
+        <w:rPr>
+          <w:b/>
+          <w:bCs/>
+        </w:rPr>
+      </w:pPr>
+      <w:r>
+        <w:rPr>
+          <w:rFonts w:ascii="Segoe UI Emoji" w:hAnsi="Segoe UI Emoji" w:cs="Segoe UI Emoji"/>
+          <w:b/>
+          <w:bCs/>
+        </w:rPr>
+        <w:t>🌿</w:t>
+      </w:r>
+      <w:r>
+        <w:rPr>
+          <w:b/>
+          <w:bCs/>
+        </w:rPr>
+        <w:t xml:space="preserve"> 6. Làm việc với Branch (nhánh)</w:t>
+      </w:r>
+    </w:p>
+    <w:p>
+      <w:pPr>
+        <w:rPr>
+          <w:color w:val="EE0000"/>
+        </w:rPr>
+      </w:pPr>
+      <w:r>
+        <w:rPr>
+          <w:color w:val="EE0000"/>
+        </w:rPr>
+        <w:t>git branch                    # Xem danh sách nhánh</w:t>
+      </w:r>
+    </w:p>
+    <w:p>
+      <w:pPr>
+        <w:rPr>
+          <w:color w:val="EE0000"/>
+        </w:rPr>
+      </w:pPr>
+      <w:r>
+        <w:rPr>
+          <w:color w:val="EE0000"/>
+        </w:rPr>
+        <w:t>git branch ten-nhanh-moi      # Tạo nhánh mới</w:t>
+      </w:r>
+    </w:p>
+    <w:p>
+      <w:pPr>
+        <w:rPr>
+          <w:color w:val="EE0000"/>
+        </w:rPr>
+      </w:pPr>
+      <w:r>
+        <w:rPr>
+          <w:color w:val="EE0000"/>
+        </w:rPr>
+        <w:t>git checkout ten-nhanh-moi    # Chuyển sang nhánh</w:t>
+      </w:r>
+    </w:p>
+    <w:p>
+      <w:pPr>
+        <w:rPr>
+          <w:color w:val="EE0000"/>
+        </w:rPr>
+      </w:pPr>
+      <w:r>
+        <w:rPr>
+          <w:color w:val="EE0000"/>
+        </w:rPr>
+        <w:t>git checkout -b nhanh-moi     # Tạo và chuyển luôn</w:t>
+      </w:r>
+    </w:p>
+    <w:p>
+      <w:r>
+        <w:rPr>
+          <w:color w:val="EE0000"/>
+        </w:rPr>
+        <w:t xml:space="preserve">git merge ten-nhanh           </w:t>
+      </w:r>
+      <w:r>
+        <w:t># Gộp nhánh vào nhánh hiện tại</w:t>
+      </w:r>
+    </w:p>
+    <w:p>
+      <w:r>
+        <w:pict w14:anchorId="39183329">
+          <v:rect id="_x0000_i1030" style="width:0;height:1.5pt" o:hralign="center" o:hrstd="t" o:hr="t" fillcolor="#a0a0a0" stroked="f"/>
+        </w:pict>
+      </w:r>
+    </w:p>
+    <w:p>
+      <w:pPr>
+        <w:rPr>
+          <w:b/>
+          <w:bCs/>
+        </w:rPr>
+      </w:pPr>
+      <w:r>
+        <w:rPr>
+          <w:rFonts w:ascii="Segoe UI Symbol" w:hAnsi="Segoe UI Symbol" w:cs="Segoe UI Symbol"/>
+          <w:b/>
+          <w:bCs/>
+        </w:rPr>
+        <w:t>🗑</w:t>
+      </w:r>
+      <w:r>
+        <w:rPr>
+          <w:b/>
+          <w:bCs/>
+        </w:rPr>
+        <w:t xml:space="preserve"> 7. Xoá file, rollback, undo</w:t>
+      </w:r>
+    </w:p>
+    <w:p>
+      <w:pPr>
+        <w:rPr>
+          <w:color w:val="EE0000"/>
+        </w:rPr>
+      </w:pPr>
+      <w:r>
+        <w:rPr>
+          <w:color w:val="EE0000"/>
+        </w:rPr>
+        <w:t>git rm tenfile.txt</w:t>
+      </w:r>
+    </w:p>
+    <w:p>
+      <w:pPr>
+        <w:rPr>
+          <w:color w:val="EE0000"/>
+        </w:rPr>
+      </w:pPr>
+      <w:r>
+        <w:rPr>
+          <w:color w:val="EE0000"/>
+        </w:rPr>
+        <w:t>git checkout -- tenfile.txt</w:t>
+      </w:r>
+    </w:p>
+    <w:p>
+      <w:pPr>
+        <w:rPr>
+          <w:color w:val="EE0000"/>
+        </w:rPr>
+      </w:pPr>
+      <w:r>
+        <w:rPr>
+          <w:color w:val="EE0000"/>
+        </w:rPr>
         <w:lastRenderedPageBreak/>
-        <w:t>git push -u origin main     # hoặc master tùy nhánh chính</w:t>
+        <w:t>Hoàn tác thay đổi ở file</w:t>
+      </w:r>
+    </w:p>
+    <w:p>
+      <w:pPr>
+        <w:rPr>
+          <w:color w:val="EE0000"/>
+        </w:rPr>
+      </w:pPr>
+      <w:r>
+        <w:rPr>
+          <w:color w:val="EE0000"/>
+        </w:rPr>
+        <w:t>git reset HEAD~1</w:t>
+      </w:r>
+    </w:p>
+    <w:p>
+      <w:pPr>
+        <w:rPr>
+          <w:color w:val="000000" w:themeColor="text1"/>
+        </w:rPr>
+      </w:pPr>
+      <w:r>
+        <w:rPr>
+          <w:color w:val="000000" w:themeColor="text1"/>
+        </w:rPr>
+        <w:t>Quay lại 1 commit trước</w:t>
+      </w:r>
+    </w:p>
+    <w:p>
+      <w:r>
+        <w:pict w14:anchorId="706F7B64">
+          <v:rect id="_x0000_i1031" style="width:0;height:1.5pt" o:hralign="center" o:hrstd="t" o:hr="t" fillcolor="#a0a0a0" stroked="f"/>
+        </w:pict>
       </w:r>
     </w:p>
     <w:p>
@@ -353,313 +691,6 @@
           <w:b/>
           <w:bCs/>
         </w:rPr>
-        <w:t>🆙</w:t>
-      </w:r>
-      <w:r>
-        <w:rPr>
-          <w:b/>
-          <w:bCs/>
-        </w:rPr>
-        <w:t xml:space="preserve"> Các lần push tiếp theo:</w:t>
-      </w:r>
-    </w:p>
-    <w:p>
-      <w:pPr>
-        <w:rPr>
-          <w:color w:val="EE0000"/>
-        </w:rPr>
-      </w:pPr>
-      <w:r>
-        <w:rPr>
-          <w:color w:val="EE0000"/>
-        </w:rPr>
-        <w:t>git push</w:t>
-      </w:r>
-    </w:p>
-    <w:p>
-      <w:r>
-        <w:pict w14:anchorId="094B495C">
-          <v:rect id="_x0000_i1076" style="width:0;height:1.5pt" o:hralign="center" o:hrstd="t" o:hr="t" fillcolor="#a0a0a0" stroked="f"/>
-        </w:pict>
-      </w:r>
-    </w:p>
-    <w:p>
-      <w:pPr>
-        <w:rPr>
-          <w:b/>
-          <w:bCs/>
-        </w:rPr>
-      </w:pPr>
-      <w:r>
-        <w:rPr>
-          <w:rFonts w:ascii="Segoe UI Emoji" w:hAnsi="Segoe UI Emoji" w:cs="Segoe UI Emoji"/>
-          <w:b/>
-          <w:bCs/>
-        </w:rPr>
-        <w:t>⬇️</w:t>
-      </w:r>
-      <w:r>
-        <w:rPr>
-          <w:b/>
-          <w:bCs/>
-        </w:rPr>
-        <w:t xml:space="preserve"> 5. Pull, Fetch, Update từ GitHub</w:t>
-      </w:r>
-    </w:p>
-    <w:p>
-      <w:pPr>
-        <w:rPr>
-          <w:color w:val="EE0000"/>
-        </w:rPr>
-      </w:pPr>
-      <w:r>
-        <w:rPr>
-          <w:color w:val="EE0000"/>
-        </w:rPr>
-        <w:t>git pull</w:t>
-      </w:r>
-    </w:p>
-    <w:p>
-      <w:r>
-        <w:t>Lấy code mới nhất từ remote và tự động merge vào local</w:t>
-      </w:r>
-    </w:p>
-    <w:p>
-      <w:pPr>
-        <w:rPr>
-          <w:color w:val="EE0000"/>
-        </w:rPr>
-      </w:pPr>
-      <w:r>
-        <w:rPr>
-          <w:color w:val="EE0000"/>
-        </w:rPr>
-        <w:t>git fetch</w:t>
-      </w:r>
-    </w:p>
-    <w:p>
-      <w:r>
-        <w:t xml:space="preserve">Lấy về nhưng </w:t>
-      </w:r>
-      <w:r>
-        <w:rPr>
-          <w:b/>
-          <w:bCs/>
-        </w:rPr>
-        <w:t>chưa merge</w:t>
-      </w:r>
-      <w:r>
-        <w:t xml:space="preserve"> – dùng khi muốn kiểm tra trước</w:t>
-      </w:r>
-    </w:p>
-    <w:p>
-      <w:r>
-        <w:pict w14:anchorId="2849FA68">
-          <v:rect id="_x0000_i1077" style="width:0;height:1.5pt" o:hralign="center" o:hrstd="t" o:hr="t" fillcolor="#a0a0a0" stroked="f"/>
-        </w:pict>
-      </w:r>
-    </w:p>
-    <w:p>
-      <w:pPr>
-        <w:rPr>
-          <w:b/>
-          <w:bCs/>
-        </w:rPr>
-      </w:pPr>
-      <w:r>
-        <w:rPr>
-          <w:rFonts w:ascii="Segoe UI Emoji" w:hAnsi="Segoe UI Emoji" w:cs="Segoe UI Emoji"/>
-          <w:b/>
-          <w:bCs/>
-        </w:rPr>
-        <w:t>🌿</w:t>
-      </w:r>
-      <w:r>
-        <w:rPr>
-          <w:b/>
-          <w:bCs/>
-        </w:rPr>
-        <w:t xml:space="preserve"> 6. Làm việc với Branch (nhánh)</w:t>
-      </w:r>
-    </w:p>
-    <w:p>
-      <w:pPr>
-        <w:rPr>
-          <w:color w:val="EE0000"/>
-        </w:rPr>
-      </w:pPr>
-      <w:r>
-        <w:rPr>
-          <w:color w:val="EE0000"/>
-        </w:rPr>
-        <w:t>git branch                    # Xem danh sách nhánh</w:t>
-      </w:r>
-    </w:p>
-    <w:p>
-      <w:pPr>
-        <w:rPr>
-          <w:color w:val="EE0000"/>
-        </w:rPr>
-      </w:pPr>
-      <w:r>
-        <w:rPr>
-          <w:color w:val="EE0000"/>
-        </w:rPr>
-        <w:t>git branch ten-nhanh-moi      # Tạo nhánh mới</w:t>
-      </w:r>
-    </w:p>
-    <w:p>
-      <w:pPr>
-        <w:rPr>
-          <w:color w:val="EE0000"/>
-        </w:rPr>
-      </w:pPr>
-      <w:r>
-        <w:rPr>
-          <w:color w:val="EE0000"/>
-        </w:rPr>
-        <w:t>git checkout ten-nhanh-moi    # Chuyển sang nhánh</w:t>
-      </w:r>
-    </w:p>
-    <w:p>
-      <w:pPr>
-        <w:rPr>
-          <w:color w:val="EE0000"/>
-        </w:rPr>
-      </w:pPr>
-      <w:r>
-        <w:rPr>
-          <w:color w:val="EE0000"/>
-        </w:rPr>
-        <w:t>git checkout -b nhanh-moi     # Tạo và chuyển luôn</w:t>
-      </w:r>
-    </w:p>
-    <w:p>
-      <w:r>
-        <w:rPr>
-          <w:color w:val="EE0000"/>
-        </w:rPr>
-        <w:t xml:space="preserve">git merge ten-nhanh           </w:t>
-      </w:r>
-      <w:r>
-        <w:t># Gộp nhánh vào nhánh hiện tại</w:t>
-      </w:r>
-    </w:p>
-    <w:p>
-      <w:r>
-        <w:pict w14:anchorId="39183329">
-          <v:rect id="_x0000_i1078" style="width:0;height:1.5pt" o:hralign="center" o:hrstd="t" o:hr="t" fillcolor="#a0a0a0" stroked="f"/>
-        </w:pict>
-      </w:r>
-    </w:p>
-    <w:p>
-      <w:pPr>
-        <w:rPr>
-          <w:b/>
-          <w:bCs/>
-        </w:rPr>
-      </w:pPr>
-      <w:r>
-        <w:rPr>
-          <w:rFonts w:ascii="Segoe UI Symbol" w:hAnsi="Segoe UI Symbol" w:cs="Segoe UI Symbol"/>
-          <w:b/>
-          <w:bCs/>
-        </w:rPr>
-        <w:t>🗑</w:t>
-      </w:r>
-      <w:r>
-        <w:rPr>
-          <w:b/>
-          <w:bCs/>
-        </w:rPr>
-        <w:t xml:space="preserve"> 7. Xoá file, rollback, undo</w:t>
-      </w:r>
-    </w:p>
-    <w:p>
-      <w:pPr>
-        <w:rPr>
-          <w:color w:val="EE0000"/>
-        </w:rPr>
-      </w:pPr>
-      <w:r>
-        <w:rPr>
-          <w:color w:val="EE0000"/>
-        </w:rPr>
-        <w:t>git rm tenfile.txt</w:t>
-      </w:r>
-    </w:p>
-    <w:p>
-      <w:pPr>
-        <w:rPr>
-          <w:color w:val="EE0000"/>
-        </w:rPr>
-      </w:pPr>
-      <w:r>
-        <w:rPr>
-          <w:color w:val="EE0000"/>
-        </w:rPr>
-        <w:t>git checkout -- tenfile.txt</w:t>
-      </w:r>
-    </w:p>
-    <w:p>
-      <w:pPr>
-        <w:rPr>
-          <w:color w:val="EE0000"/>
-        </w:rPr>
-      </w:pPr>
-      <w:r>
-        <w:rPr>
-          <w:color w:val="EE0000"/>
-        </w:rPr>
-        <w:t>Hoàn tác thay đổi ở file</w:t>
-      </w:r>
-    </w:p>
-    <w:p>
-      <w:pPr>
-        <w:rPr>
-          <w:color w:val="EE0000"/>
-        </w:rPr>
-      </w:pPr>
-      <w:r>
-        <w:rPr>
-          <w:color w:val="EE0000"/>
-        </w:rPr>
-        <w:t>git reset HEAD~1</w:t>
-      </w:r>
-    </w:p>
-    <w:p>
-      <w:pPr>
-        <w:rPr>
-          <w:color w:val="000000" w:themeColor="text1"/>
-        </w:rPr>
-      </w:pPr>
-      <w:r>
-        <w:rPr>
-          <w:color w:val="000000" w:themeColor="text1"/>
-        </w:rPr>
-        <w:t>Quay lại 1 commit trước</w:t>
-      </w:r>
-    </w:p>
-    <w:p>
-      <w:r>
-        <w:pict w14:anchorId="706F7B64">
-          <v:rect id="_x0000_i1079" style="width:0;height:1.5pt" o:hralign="center" o:hrstd="t" o:hr="t" fillcolor="#a0a0a0" stroked="f"/>
-        </w:pict>
-      </w:r>
-    </w:p>
-    <w:p>
-      <w:pPr>
-        <w:rPr>
-          <w:b/>
-          <w:bCs/>
-        </w:rPr>
-      </w:pPr>
-      <w:r>
-        <w:rPr>
-          <w:rFonts w:ascii="Segoe UI Emoji" w:hAnsi="Segoe UI Emoji" w:cs="Segoe UI Emoji"/>
-          <w:b/>
-          <w:bCs/>
-        </w:rPr>
         <w:t>🔍</w:t>
       </w:r>
       <w:r>
@@ -693,7 +724,6 @@
         <w:rPr>
           <w:color w:val="EE0000"/>
         </w:rPr>
-        <w:lastRenderedPageBreak/>
         <w:t>git log --oneline --graph</w:t>
       </w:r>
     </w:p>
@@ -705,7 +735,7 @@
     <w:p>
       <w:r>
         <w:pict w14:anchorId="7FDDA0D0">
-          <v:rect id="_x0000_i1080" style="width:0;height:1.5pt" o:hralign="center" o:hrstd="t" o:hr="t" fillcolor="#a0a0a0" stroked="f"/>
+          <v:rect id="_x0000_i1032" style="width:0;height:1.5pt" o:hralign="center" o:hrstd="t" o:hr="t" fillcolor="#a0a0a0" stroked="f"/>
         </w:pict>
       </w:r>
     </w:p>
@@ -1396,6 +1426,7 @@
   <w:style w:type="character" w:default="1" w:styleId="DefaultParagraphFont">
     <w:name w:val="Default Paragraph Font"/>
     <w:uiPriority w:val="1"/>
+    <w:semiHidden/>
     <w:unhideWhenUsed/>
   </w:style>
   <w:style w:type="table" w:default="1" w:styleId="TableNormal">

--- a/FE/LyThuyet/GIT.docx
+++ b/FE/LyThuyet/GIT.docx
@@ -5,39 +5,17 @@
     <w:p>
       <w:pPr>
         <w:jc w:val="center"/>
+        <w:rPr>
+          <w:b/>
+          <w:bCs/>
+        </w:rPr>
       </w:pPr>
       <w:r>
+        <w:rPr>
+          <w:b/>
+          <w:bCs/>
+        </w:rPr>
         <w:t>GIT</w:t>
-      </w:r>
-    </w:p>
-    <w:p>
-      <w:r>
-        <w:t>git init</w:t>
-      </w:r>
-    </w:p>
-    <w:p>
-      <w:r>
-        <w:t>git add .</w:t>
-      </w:r>
-    </w:p>
-    <w:p>
-      <w:r>
-        <w:t>git commit -m "first commit"</w:t>
-      </w:r>
-    </w:p>
-    <w:p>
-      <w:r>
-        <w:t>git branch -M main</w:t>
-      </w:r>
-    </w:p>
-    <w:p>
-      <w:r>
-        <w:t>git remote add origin https://github.com/ThanhChung1107/Smart_Home_App</w:t>
-      </w:r>
-    </w:p>
-    <w:p>
-      <w:r>
-        <w:t>git push -u origin main</w:t>
       </w:r>
     </w:p>
     <w:p>
@@ -52,63 +30,57 @@
           <w:b/>
           <w:bCs/>
         </w:rPr>
-        <w:t>1. Khởi tạo và cấu hình Git</w:t>
-      </w:r>
-    </w:p>
-    <w:p>
-      <w:pPr>
-        <w:rPr>
-          <w:color w:val="EE0000"/>
-        </w:rPr>
-      </w:pPr>
-      <w:r>
-        <w:rPr>
-          <w:color w:val="EE0000"/>
-        </w:rPr>
-        <w:t>git init</w:t>
-      </w:r>
-    </w:p>
-    <w:p>
-      <w:r>
-        <w:t>Tạo một Git repository mới trong thư mục hiện tại.</w:t>
-      </w:r>
-    </w:p>
-    <w:p>
-      <w:pPr>
-        <w:rPr>
-          <w:color w:val="EE0000"/>
-        </w:rPr>
-      </w:pPr>
-      <w:r>
-        <w:rPr>
-          <w:color w:val="EE0000"/>
-        </w:rPr>
-        <w:t>git config --global user.name "Đại Ca"</w:t>
-      </w:r>
-    </w:p>
-    <w:p>
-      <w:pPr>
-        <w:rPr>
-          <w:color w:val="EE0000"/>
-        </w:rPr>
-      </w:pPr>
-      <w:r>
-        <w:rPr>
-          <w:color w:val="EE0000"/>
-        </w:rPr>
-        <w:t>git config --global user.email "daica@example.com"</w:t>
-      </w:r>
-    </w:p>
-    <w:p>
-      <w:r>
-        <w:t>Thiết lập tên và email của người dùng Git.</w:t>
-      </w:r>
-    </w:p>
-    <w:p>
-      <w:r>
-        <w:pict w14:anchorId="724B2470">
-          <v:rect id="_x0000_i1025" style="width:0;height:1.5pt" o:hralign="center" o:hrstd="t" o:hr="t" fillcolor="#a0a0a0" stroked="f"/>
-        </w:pict>
+        <w:t>1. các câu lệnh cơ bản trong cmd</w:t>
+      </w:r>
+    </w:p>
+    <w:p>
+      <w:r>
+        <w:t>- dir: hiển thị danh sách tập tiin, thư mục</w:t>
+      </w:r>
+    </w:p>
+    <w:p>
+      <w:r>
+        <w:t>- touch tenfile.txt: tạo ra 1 file mới</w:t>
+      </w:r>
+    </w:p>
+    <w:p>
+      <w:r>
+        <w:t>- git status: hiển thị trạng thái kho lưu trữ</w:t>
+      </w:r>
+    </w:p>
+    <w:p>
+      <w:r>
+        <w:t>- git log: hiển thị lịch sử các commit</w:t>
+      </w:r>
+    </w:p>
+    <w:p>
+      <w:r>
+        <w:t>- git init [tên repo] : tạo ra 1 repo mới</w:t>
+      </w:r>
+    </w:p>
+    <w:p>
+      <w:r>
+        <w:t>- git config -l : xem cấu hình hiện tại</w:t>
+      </w:r>
+    </w:p>
+    <w:p>
+      <w:r>
+        <w:t xml:space="preserve">- git config -l [--scope][option name][value]: </w:t>
+      </w:r>
+    </w:p>
+    <w:p>
+      <w:r>
+        <w:tab/>
+        <w:t>Scope: -- system(tất cả người dùng trên hệ thống), --global</w:t>
+      </w:r>
+      <w:r>
+        <w:t>(kho lưu trữ của người dùng)</w:t>
+      </w:r>
+      <w:r>
+        <w:t>, --local</w:t>
+      </w:r>
+      <w:r>
+        <w:t xml:space="preserve"> ( liên quan đến 1 repo)</w:t>
       </w:r>
     </w:p>
     <w:p>
@@ -119,19 +91,30 @@
         </w:rPr>
       </w:pPr>
       <w:r>
-        <w:rPr>
-          <w:rFonts w:ascii="Segoe UI Emoji" w:hAnsi="Segoe UI Emoji" w:cs="Segoe UI Emoji"/>
-          <w:b/>
-          <w:bCs/>
-        </w:rPr>
-        <w:t>📁</w:t>
+        <w:t xml:space="preserve">2. </w:t>
       </w:r>
       <w:r>
         <w:rPr>
           <w:b/>
           <w:bCs/>
         </w:rPr>
-        <w:t xml:space="preserve"> 2. Làm việc với Repository</w:t>
+        <w:t>Cách tạo Repository mới trong Git</w:t>
+      </w:r>
+    </w:p>
+    <w:p>
+      <w:r>
+        <w:t xml:space="preserve">- </w:t>
+      </w:r>
+      <w:r>
+        <w:t>git init</w:t>
+      </w:r>
+      <w:r>
+        <w:t xml:space="preserve"> [tên repo] : tạo ra 1 repo mới</w:t>
+      </w:r>
+    </w:p>
+    <w:p>
+      <w:r>
+        <w:t>- Cd tên repo</w:t>
       </w:r>
     </w:p>
     <w:p>
@@ -143,653 +126,44 @@
       </w:pPr>
       <w:r>
         <w:rPr>
-          <w:rFonts w:ascii="Segoe UI Emoji" w:hAnsi="Segoe UI Emoji" w:cs="Segoe UI Emoji"/>
           <w:b/>
           <w:bCs/>
         </w:rPr>
-        <w:t>➕</w:t>
+        <w:t>3.</w:t>
+      </w:r>
+      <w:r>
+        <w:t xml:space="preserve"> </w:t>
       </w:r>
       <w:r>
         <w:rPr>
           <w:b/>
           <w:bCs/>
         </w:rPr>
-        <w:t xml:space="preserve"> Clone repo từ GitHub:</w:t>
-      </w:r>
-    </w:p>
-    <w:p>
-      <w:pPr>
-        <w:rPr>
-          <w:color w:val="EE0000"/>
-        </w:rPr>
-      </w:pPr>
-      <w:r>
-        <w:rPr>
-          <w:color w:val="EE0000"/>
-        </w:rPr>
-        <w:t>git clone https://github.com/username/tenduan.git</w:t>
-      </w:r>
-    </w:p>
-    <w:p>
-      <w:r>
-        <w:t>Sao chép repo về máy.</w:t>
-      </w:r>
-    </w:p>
-    <w:p>
-      <w:r>
-        <w:pict w14:anchorId="47C1DE8A">
-          <v:rect id="_x0000_i1026" style="width:0;height:1.5pt" o:hralign="center" o:hrstd="t" o:hr="t" fillcolor="#a0a0a0" stroked="f"/>
-        </w:pict>
-      </w:r>
-    </w:p>
-    <w:p>
-      <w:pPr>
-        <w:rPr>
-          <w:b/>
-          <w:bCs/>
-        </w:rPr>
-      </w:pPr>
-      <w:r>
-        <w:rPr>
-          <w:rFonts w:ascii="Segoe UI Emoji" w:hAnsi="Segoe UI Emoji" w:cs="Segoe UI Emoji"/>
-          <w:b/>
-          <w:bCs/>
-        </w:rPr>
-        <w:t>📝</w:t>
-      </w:r>
-      <w:r>
-        <w:rPr>
-          <w:b/>
-          <w:bCs/>
-        </w:rPr>
-        <w:t xml:space="preserve"> 3. Trạng thái, thêm, commit</w:t>
-      </w:r>
-    </w:p>
-    <w:p>
-      <w:pPr>
-        <w:rPr>
-          <w:color w:val="EE0000"/>
-        </w:rPr>
-      </w:pPr>
-      <w:r>
-        <w:rPr>
-          <w:color w:val="EE0000"/>
-        </w:rPr>
-        <w:t>git status</w:t>
-      </w:r>
-    </w:p>
-    <w:p>
-      <w:r>
-        <w:t>Kiểm tra trạng thái file (thêm mới, thay đổi, chưa commit,...)</w:t>
-      </w:r>
-    </w:p>
-    <w:p>
-      <w:pPr>
-        <w:rPr>
-          <w:color w:val="EE0000"/>
-        </w:rPr>
-      </w:pPr>
-      <w:r>
-        <w:rPr>
-          <w:color w:val="EE0000"/>
-        </w:rPr>
-        <w:t>git add tenfile.txt         # Thêm 1 file</w:t>
-      </w:r>
-    </w:p>
-    <w:p>
-      <w:pPr>
-        <w:rPr>
-          <w:color w:val="EE0000"/>
-        </w:rPr>
-      </w:pPr>
-      <w:r>
-        <w:rPr>
-          <w:color w:val="EE0000"/>
-        </w:rPr>
-        <w:t>git add .                   # Thêm tất cả thay đổi</w:t>
-      </w:r>
-    </w:p>
-    <w:p>
-      <w:pPr>
-        <w:rPr>
-          <w:color w:val="EE0000"/>
-        </w:rPr>
-      </w:pPr>
-      <w:r>
-        <w:rPr>
-          <w:color w:val="EE0000"/>
-        </w:rPr>
-        <w:t>git commit -m "Mô tả nội dung commit"</w:t>
-      </w:r>
-    </w:p>
-    <w:p>
-      <w:r>
-        <w:t>Ghi lại các thay đổi với một message.</w:t>
-      </w:r>
-    </w:p>
-    <w:p>
-      <w:r>
-        <w:lastRenderedPageBreak/>
-        <w:pict w14:anchorId="738325BA">
-          <v:rect id="_x0000_i1027" style="width:0;height:1.5pt" o:hralign="center" o:hrstd="t" o:hr="t" fillcolor="#a0a0a0" stroked="f"/>
-        </w:pict>
-      </w:r>
-    </w:p>
-    <w:p>
-      <w:pPr>
-        <w:rPr>
-          <w:b/>
-          <w:bCs/>
-        </w:rPr>
-      </w:pPr>
-      <w:r>
-        <w:rPr>
-          <w:rFonts w:ascii="Segoe UI Emoji" w:hAnsi="Segoe UI Emoji" w:cs="Segoe UI Emoji"/>
-          <w:b/>
-          <w:bCs/>
-        </w:rPr>
-        <w:t>🌐</w:t>
-      </w:r>
-      <w:r>
-        <w:rPr>
-          <w:b/>
-          <w:bCs/>
-        </w:rPr>
-        <w:t xml:space="preserve"> 4. Kết nối và đẩy lên GitHub</w:t>
-      </w:r>
-    </w:p>
-    <w:p>
-      <w:pPr>
-        <w:rPr>
-          <w:b/>
-          <w:bCs/>
-        </w:rPr>
-      </w:pPr>
-      <w:r>
-        <w:rPr>
-          <w:rFonts w:ascii="Segoe UI Emoji" w:hAnsi="Segoe UI Emoji" w:cs="Segoe UI Emoji"/>
-          <w:b/>
-          <w:bCs/>
-        </w:rPr>
-        <w:t>➕</w:t>
-      </w:r>
-      <w:r>
-        <w:rPr>
-          <w:b/>
-          <w:bCs/>
-        </w:rPr>
-        <w:t xml:space="preserve"> Liên kết với repo từ xa (remote):</w:t>
-      </w:r>
-    </w:p>
-    <w:p>
-      <w:pPr>
-        <w:rPr>
-          <w:color w:val="EE0000"/>
-        </w:rPr>
-      </w:pPr>
-      <w:r>
-        <w:rPr>
-          <w:color w:val="EE0000"/>
-        </w:rPr>
-        <w:t>git remote add origin https://github.com/username/tenduan.git</w:t>
-      </w:r>
-    </w:p>
-    <w:p>
-      <w:pPr>
-        <w:rPr>
-          <w:b/>
-          <w:bCs/>
-        </w:rPr>
-      </w:pPr>
-      <w:r>
-        <w:rPr>
-          <w:rFonts w:ascii="Segoe UI Emoji" w:hAnsi="Segoe UI Emoji" w:cs="Segoe UI Emoji"/>
-          <w:b/>
-          <w:bCs/>
-        </w:rPr>
-        <w:t>🚀</w:t>
-      </w:r>
-      <w:r>
-        <w:rPr>
-          <w:b/>
-          <w:bCs/>
-        </w:rPr>
-        <w:t xml:space="preserve"> Push lần đầu (repo mới):</w:t>
-      </w:r>
-    </w:p>
-    <w:p>
-      <w:pPr>
-        <w:rPr>
-          <w:color w:val="EE0000"/>
-        </w:rPr>
-      </w:pPr>
-      <w:r>
-        <w:rPr>
-          <w:color w:val="EE0000"/>
-        </w:rPr>
-        <w:t>git push -u origin main     # hoặc master tùy nhánh chính</w:t>
-      </w:r>
-    </w:p>
-    <w:p>
-      <w:pPr>
-        <w:rPr>
-          <w:b/>
-          <w:bCs/>
-        </w:rPr>
-      </w:pPr>
-      <w:r>
-        <w:rPr>
-          <w:rFonts w:ascii="Segoe UI Emoji" w:hAnsi="Segoe UI Emoji" w:cs="Segoe UI Emoji"/>
-          <w:b/>
-          <w:bCs/>
-        </w:rPr>
-        <w:t>🆙</w:t>
-      </w:r>
-      <w:r>
-        <w:rPr>
-          <w:b/>
-          <w:bCs/>
-        </w:rPr>
-        <w:t xml:space="preserve"> Các lần push tiếp theo:</w:t>
-      </w:r>
-    </w:p>
-    <w:p>
-      <w:pPr>
-        <w:rPr>
-          <w:color w:val="EE0000"/>
-        </w:rPr>
-      </w:pPr>
-      <w:r>
-        <w:rPr>
-          <w:color w:val="EE0000"/>
-        </w:rPr>
-        <w:t>git push</w:t>
-      </w:r>
-    </w:p>
-    <w:p>
-      <w:r>
-        <w:pict w14:anchorId="094B495C">
-          <v:rect id="_x0000_i1028" style="width:0;height:1.5pt" o:hralign="center" o:hrstd="t" o:hr="t" fillcolor="#a0a0a0" stroked="f"/>
-        </w:pict>
-      </w:r>
-    </w:p>
-    <w:p>
-      <w:pPr>
-        <w:rPr>
-          <w:b/>
-          <w:bCs/>
-        </w:rPr>
-      </w:pPr>
-      <w:r>
-        <w:rPr>
-          <w:rFonts w:ascii="Segoe UI Emoji" w:hAnsi="Segoe UI Emoji" w:cs="Segoe UI Emoji"/>
-          <w:b/>
-          <w:bCs/>
-        </w:rPr>
-        <w:t>⬇️</w:t>
-      </w:r>
-      <w:r>
-        <w:rPr>
-          <w:b/>
-          <w:bCs/>
-        </w:rPr>
-        <w:t xml:space="preserve"> 5. Pull, Fetch, Update từ GitHub</w:t>
-      </w:r>
-    </w:p>
-    <w:p>
-      <w:pPr>
-        <w:rPr>
-          <w:color w:val="EE0000"/>
-        </w:rPr>
-      </w:pPr>
-      <w:r>
-        <w:rPr>
-          <w:color w:val="EE0000"/>
-        </w:rPr>
-        <w:t>git pull</w:t>
-      </w:r>
-    </w:p>
-    <w:p>
-      <w:r>
-        <w:t>Lấy code mới nhất từ remote và tự động merge vào local</w:t>
-      </w:r>
-    </w:p>
-    <w:p>
-      <w:pPr>
-        <w:rPr>
-          <w:color w:val="EE0000"/>
-        </w:rPr>
-      </w:pPr>
-      <w:r>
-        <w:rPr>
-          <w:color w:val="EE0000"/>
-        </w:rPr>
-        <w:t>git fetch</w:t>
-      </w:r>
-    </w:p>
-    <w:p>
-      <w:r>
-        <w:t xml:space="preserve">Lấy về nhưng </w:t>
-      </w:r>
-      <w:r>
-        <w:rPr>
-          <w:b/>
-          <w:bCs/>
-        </w:rPr>
-        <w:t>chưa merge</w:t>
-      </w:r>
-      <w:r>
-        <w:t xml:space="preserve"> – dùng khi muốn kiểm tra trước</w:t>
-      </w:r>
-    </w:p>
-    <w:p>
-      <w:r>
-        <w:pict w14:anchorId="2849FA68">
-          <v:rect id="_x0000_i1029" style="width:0;height:1.5pt" o:hralign="center" o:hrstd="t" o:hr="t" fillcolor="#a0a0a0" stroked="f"/>
-        </w:pict>
-      </w:r>
-    </w:p>
-    <w:p>
-      <w:pPr>
-        <w:rPr>
-          <w:b/>
-          <w:bCs/>
-        </w:rPr>
-      </w:pPr>
-      <w:r>
-        <w:rPr>
-          <w:rFonts w:ascii="Segoe UI Emoji" w:hAnsi="Segoe UI Emoji" w:cs="Segoe UI Emoji"/>
-          <w:b/>
-          <w:bCs/>
-        </w:rPr>
-        <w:t>🌿</w:t>
-      </w:r>
-      <w:r>
-        <w:rPr>
-          <w:b/>
-          <w:bCs/>
-        </w:rPr>
-        <w:t xml:space="preserve"> 6. Làm việc với Branch (nhánh)</w:t>
-      </w:r>
-    </w:p>
-    <w:p>
-      <w:pPr>
-        <w:rPr>
-          <w:color w:val="EE0000"/>
-        </w:rPr>
-      </w:pPr>
-      <w:r>
-        <w:rPr>
-          <w:color w:val="EE0000"/>
-        </w:rPr>
-        <w:t>git branch                    # Xem danh sách nhánh</w:t>
-      </w:r>
-    </w:p>
-    <w:p>
-      <w:pPr>
-        <w:rPr>
-          <w:color w:val="EE0000"/>
-        </w:rPr>
-      </w:pPr>
-      <w:r>
-        <w:rPr>
-          <w:color w:val="EE0000"/>
-        </w:rPr>
-        <w:t>git branch ten-nhanh-moi      # Tạo nhánh mới</w:t>
-      </w:r>
-    </w:p>
-    <w:p>
-      <w:pPr>
-        <w:rPr>
-          <w:color w:val="EE0000"/>
-        </w:rPr>
-      </w:pPr>
-      <w:r>
-        <w:rPr>
-          <w:color w:val="EE0000"/>
-        </w:rPr>
-        <w:t>git checkout ten-nhanh-moi    # Chuyển sang nhánh</w:t>
-      </w:r>
-    </w:p>
-    <w:p>
-      <w:pPr>
-        <w:rPr>
-          <w:color w:val="EE0000"/>
-        </w:rPr>
-      </w:pPr>
-      <w:r>
-        <w:rPr>
-          <w:color w:val="EE0000"/>
-        </w:rPr>
-        <w:t>git checkout -b nhanh-moi     # Tạo và chuyển luôn</w:t>
-      </w:r>
-    </w:p>
-    <w:p>
-      <w:r>
-        <w:rPr>
-          <w:color w:val="EE0000"/>
-        </w:rPr>
-        <w:t xml:space="preserve">git merge ten-nhanh           </w:t>
-      </w:r>
-      <w:r>
-        <w:t># Gộp nhánh vào nhánh hiện tại</w:t>
-      </w:r>
-    </w:p>
-    <w:p>
-      <w:r>
-        <w:pict w14:anchorId="39183329">
-          <v:rect id="_x0000_i1030" style="width:0;height:1.5pt" o:hralign="center" o:hrstd="t" o:hr="t" fillcolor="#a0a0a0" stroked="f"/>
-        </w:pict>
-      </w:r>
-    </w:p>
-    <w:p>
-      <w:pPr>
-        <w:rPr>
-          <w:b/>
-          <w:bCs/>
-        </w:rPr>
-      </w:pPr>
-      <w:r>
-        <w:rPr>
-          <w:rFonts w:ascii="Segoe UI Symbol" w:hAnsi="Segoe UI Symbol" w:cs="Segoe UI Symbol"/>
-          <w:b/>
-          <w:bCs/>
-        </w:rPr>
-        <w:t>🗑</w:t>
-      </w:r>
-      <w:r>
-        <w:rPr>
-          <w:b/>
-          <w:bCs/>
-        </w:rPr>
-        <w:t xml:space="preserve"> 7. Xoá file, rollback, undo</w:t>
-      </w:r>
-    </w:p>
-    <w:p>
-      <w:pPr>
-        <w:rPr>
-          <w:color w:val="EE0000"/>
-        </w:rPr>
-      </w:pPr>
-      <w:r>
-        <w:rPr>
-          <w:color w:val="EE0000"/>
-        </w:rPr>
-        <w:t>git rm tenfile.txt</w:t>
-      </w:r>
-    </w:p>
-    <w:p>
-      <w:pPr>
-        <w:rPr>
-          <w:color w:val="EE0000"/>
-        </w:rPr>
-      </w:pPr>
-      <w:r>
-        <w:rPr>
-          <w:color w:val="EE0000"/>
-        </w:rPr>
-        <w:t>git checkout -- tenfile.txt</w:t>
-      </w:r>
-    </w:p>
-    <w:p>
-      <w:pPr>
-        <w:rPr>
-          <w:color w:val="EE0000"/>
-        </w:rPr>
-      </w:pPr>
-      <w:r>
-        <w:rPr>
-          <w:color w:val="EE0000"/>
-        </w:rPr>
-        <w:lastRenderedPageBreak/>
-        <w:t>Hoàn tác thay đổi ở file</w:t>
-      </w:r>
-    </w:p>
-    <w:p>
-      <w:pPr>
-        <w:rPr>
-          <w:color w:val="EE0000"/>
-        </w:rPr>
-      </w:pPr>
-      <w:r>
-        <w:rPr>
-          <w:color w:val="EE0000"/>
-        </w:rPr>
-        <w:t>git reset HEAD~1</w:t>
-      </w:r>
-    </w:p>
-    <w:p>
-      <w:pPr>
-        <w:rPr>
-          <w:color w:val="000000" w:themeColor="text1"/>
-        </w:rPr>
-      </w:pPr>
-      <w:r>
-        <w:rPr>
-          <w:color w:val="000000" w:themeColor="text1"/>
-        </w:rPr>
-        <w:t>Quay lại 1 commit trước</w:t>
-      </w:r>
-    </w:p>
-    <w:p>
-      <w:r>
-        <w:pict w14:anchorId="706F7B64">
-          <v:rect id="_x0000_i1031" style="width:0;height:1.5pt" o:hralign="center" o:hrstd="t" o:hr="t" fillcolor="#a0a0a0" stroked="f"/>
-        </w:pict>
-      </w:r>
-    </w:p>
-    <w:p>
-      <w:pPr>
-        <w:rPr>
-          <w:b/>
-          <w:bCs/>
-        </w:rPr>
-      </w:pPr>
-      <w:r>
-        <w:rPr>
-          <w:rFonts w:ascii="Segoe UI Emoji" w:hAnsi="Segoe UI Emoji" w:cs="Segoe UI Emoji"/>
-          <w:b/>
-          <w:bCs/>
-        </w:rPr>
-        <w:t>🔍</w:t>
-      </w:r>
-      <w:r>
-        <w:rPr>
-          <w:b/>
-          <w:bCs/>
-        </w:rPr>
-        <w:t xml:space="preserve"> 8. Kiểm tra lịch sử commit</w:t>
-      </w:r>
-    </w:p>
-    <w:p>
-      <w:pPr>
-        <w:rPr>
-          <w:color w:val="EE0000"/>
-        </w:rPr>
-      </w:pPr>
-      <w:r>
-        <w:rPr>
-          <w:color w:val="EE0000"/>
-        </w:rPr>
-        <w:t>git log</w:t>
-      </w:r>
-    </w:p>
-    <w:p>
-      <w:pPr>
-        <w:rPr>
-          <w:color w:val="EE0000"/>
-        </w:rPr>
-      </w:pPr>
-      <w:r>
-        <w:rPr>
-          <w:color w:val="EE0000"/>
-        </w:rPr>
-        <w:t>git log --oneline --graph</w:t>
-      </w:r>
-    </w:p>
-    <w:p>
-      <w:r>
-        <w:t>Dạng ngắn, trực quan hơn</w:t>
-      </w:r>
-    </w:p>
-    <w:p>
-      <w:r>
-        <w:pict w14:anchorId="7FDDA0D0">
-          <v:rect id="_x0000_i1032" style="width:0;height:1.5pt" o:hralign="center" o:hrstd="t" o:hr="t" fillcolor="#a0a0a0" stroked="f"/>
-        </w:pict>
-      </w:r>
-    </w:p>
-    <w:p>
-      <w:pPr>
-        <w:rPr>
-          <w:b/>
-          <w:bCs/>
-        </w:rPr>
-      </w:pPr>
-      <w:r>
-        <w:rPr>
-          <w:rFonts w:ascii="Segoe UI Symbol" w:hAnsi="Segoe UI Symbol" w:cs="Segoe UI Symbol"/>
-          <w:b/>
-          <w:bCs/>
-        </w:rPr>
-        <w:t>🛠</w:t>
-      </w:r>
-      <w:r>
-        <w:rPr>
-          <w:b/>
-          <w:bCs/>
-        </w:rPr>
-        <w:t xml:space="preserve"> Ví dụ toàn quy trình từ đầu đến cuối:</w:t>
-      </w:r>
-    </w:p>
-    <w:p>
-      <w:r>
-        <w:t>mkdir duan</w:t>
-      </w:r>
-    </w:p>
-    <w:p>
-      <w:r>
-        <w:t>cd duan</w:t>
-      </w:r>
-    </w:p>
-    <w:p>
-      <w:r>
-        <w:t>git init</w:t>
-      </w:r>
-    </w:p>
-    <w:p>
-      <w:r>
-        <w:t>git config --global user.name "Le Thanh Chung"</w:t>
-      </w:r>
-    </w:p>
-    <w:p>
-      <w:r>
-        <w:t>git config --global user.email "chung@example.com"</w:t>
-      </w:r>
-    </w:p>
-    <w:p>
-      <w:r>
-        <w:t>touch index.html</w:t>
+        <w:t>Cấu hình thông tin cho Repository</w:t>
+      </w:r>
+    </w:p>
+    <w:p>
+      <w:r>
+        <w:t xml:space="preserve"> Git config –global user.name “abc” : tạo username cho toàn hệ thống</w:t>
+      </w:r>
+    </w:p>
+    <w:p>
+      <w:r>
+        <w:t xml:space="preserve">Git config –global user.email </w:t>
+      </w:r>
+      <w:hyperlink r:id="rId4" w:history="1">
+        <w:r>
+          <w:rPr>
+            <w:rStyle w:val="Hyperlink"/>
+          </w:rPr>
+          <w:t>abc@gmail.com</w:t>
+        </w:r>
+      </w:hyperlink>
+    </w:p>
+    <w:p/>
+    <w:p>
+      <w:r>
+        <w:t>Git init</w:t>
       </w:r>
     </w:p>
     <w:p>
@@ -799,17 +173,27 @@
     </w:p>
     <w:p>
       <w:r>
-        <w:t>git commit -m "Initial commit"</w:t>
-      </w:r>
-    </w:p>
-    <w:p>
-      <w:r>
-        <w:t>git remote add origin https://github.com/username/duan.git</w:t>
+        <w:t>git commit -m "first commit"</w:t>
+      </w:r>
+    </w:p>
+    <w:p>
+      <w:r>
+        <w:t>git branch -M main</w:t>
+      </w:r>
+    </w:p>
+    <w:p>
+      <w:r>
+        <w:t>git remote add origin https://github.com/ThanhChung1107/Smart_Home_App</w:t>
       </w:r>
     </w:p>
     <w:p>
       <w:r>
         <w:t>git push -u origin main</w:t>
+      </w:r>
+    </w:p>
+    <w:p>
+      <w:r>
+        <w:t>giữ chuỗi git</w:t>
       </w:r>
     </w:p>
     <w:p/>
@@ -1740,6 +1124,41 @@
       <w:spacing w:val="5"/>
     </w:rPr>
   </w:style>
+  <w:style w:type="character" w:styleId="Hyperlink">
+    <w:name w:val="Hyperlink"/>
+    <w:basedOn w:val="DefaultParagraphFont"/>
+    <w:uiPriority w:val="99"/>
+    <w:unhideWhenUsed/>
+    <w:rsid w:val="007176B5"/>
+    <w:rPr>
+      <w:color w:val="0563C1" w:themeColor="hyperlink"/>
+      <w:u w:val="single"/>
+    </w:rPr>
+  </w:style>
+  <w:style w:type="character" w:styleId="UnresolvedMention">
+    <w:name w:val="Unresolved Mention"/>
+    <w:basedOn w:val="DefaultParagraphFont"/>
+    <w:uiPriority w:val="99"/>
+    <w:semiHidden/>
+    <w:unhideWhenUsed/>
+    <w:rsid w:val="007176B5"/>
+    <w:rPr>
+      <w:color w:val="605E5C"/>
+      <w:shd w:val="clear" w:color="auto" w:fill="E1DFDD"/>
+    </w:rPr>
+  </w:style>
+  <w:style w:type="character" w:styleId="FollowedHyperlink">
+    <w:name w:val="FollowedHyperlink"/>
+    <w:basedOn w:val="DefaultParagraphFont"/>
+    <w:uiPriority w:val="99"/>
+    <w:semiHidden/>
+    <w:unhideWhenUsed/>
+    <w:rsid w:val="007176B5"/>
+    <w:rPr>
+      <w:color w:val="954F72" w:themeColor="followedHyperlink"/>
+      <w:u w:val="single"/>
+    </w:rPr>
+  </w:style>
 </w:styles>
 </file>
 

--- a/FE/LyThuyet/GIT.docx
+++ b/FE/LyThuyet/GIT.docx
@@ -194,6 +194,14 @@
     <w:p>
       <w:r>
         <w:t>giữ chuỗi git</w:t>
+      </w:r>
+      <w:r>
+        <w:t xml:space="preserve"> </w:t>
+      </w:r>
+    </w:p>
+    <w:p>
+      <w:r>
+        <w:t>giữ chuỗi git lần 2</w:t>
       </w:r>
     </w:p>
     <w:p/>

--- a/FE/LyThuyet/GIT.docx
+++ b/FE/LyThuyet/GIT.docx
@@ -202,6 +202,12 @@
     <w:p>
       <w:r>
         <w:t>giữ chuỗi git lần 2</w:t>
+      </w:r>
+    </w:p>
+    <w:p>
+      <w:r>
+        <w:lastRenderedPageBreak/>
+        <w:t>giữ chuỗi lần 3</w:t>
       </w:r>
     </w:p>
     <w:p/>

--- a/FE/LyThuyet/GIT.docx
+++ b/FE/LyThuyet/GIT.docx
@@ -191,26 +191,6 @@
         <w:t>git push -u origin main</w:t>
       </w:r>
     </w:p>
-    <w:p>
-      <w:r>
-        <w:t>giữ chuỗi git</w:t>
-      </w:r>
-      <w:r>
-        <w:t xml:space="preserve"> </w:t>
-      </w:r>
-    </w:p>
-    <w:p>
-      <w:r>
-        <w:t>giữ chuỗi git lần 2</w:t>
-      </w:r>
-    </w:p>
-    <w:p>
-      <w:r>
-        <w:lastRenderedPageBreak/>
-        <w:t>giữ chuỗi lần 3</w:t>
-      </w:r>
-    </w:p>
-    <w:p/>
     <w:sectPr>
       <w:pgSz w:w="12240" w:h="15840"/>
       <w:pgMar w:top="1440" w:right="1440" w:bottom="1440" w:left="1440" w:header="720" w:footer="720" w:gutter="0"/>

--- a/FE/LyThuyet/GIT.docx
+++ b/FE/LyThuyet/GIT.docx
@@ -189,6 +189,11 @@
     <w:p>
       <w:r>
         <w:t>git push -u origin main</w:t>
+      </w:r>
+    </w:p>
+    <w:p>
+      <w:r>
+        <w:t>giu chuoi git</w:t>
       </w:r>
     </w:p>
     <w:sectPr>
